--- a/fra/docx/006.content.docx
+++ b/fra/docx/006.content.docx
@@ -807,6 +807,99 @@
         <w:rPr>
           <w:lang w:val="fr_FR" w:bidi="fr_FR"/>
         </w:rPr>
+        <w:t>fard</w:t>
+      </w:r>
+      <w:r>
+        <w:rPr>
+          <w:lang w:val="fr_FR" w:bidi="fr_FR"/>
+        </w:rPr>
+      </w:r>
+    </w:p>
+    <w:p>
+      <w:pPr/>
+      <w:r>
+        <w:rPr>
+          <w:lang w:val="fr_FR" w:bidi="fr_FR"/>
+        </w:rPr>
+      </w:r>
+      <w:r>
+        <w:rPr>
+          <w:lang w:val="fr_FR" w:bidi="fr_FR"/>
+        </w:rPr>
+        <w:t>Le fard était un produit cosmétique utilisé à l'époque biblique pour assombrir le contour des yeux (</w:t>
+      </w:r>
+      <w:r>
+        <w:rPr>
+          <w:lang w:val="fr_FR" w:bidi="fr_FR"/>
+        </w:rPr>
+        <w:t>2R 9.30</w:t>
+      </w:r>
+      <w:r>
+        <w:rPr>
+          <w:lang w:val="fr_FR" w:bidi="fr_FR"/>
+        </w:rPr>
+        <w:t>). Il était généralement confectionné en mélangeant des minéraux réduits en poudre à de l’huile ou à un autre liquide.</w:t>
+      </w:r>
+    </w:p>
+    <w:p>
+      <w:pPr/>
+      <w:r>
+        <w:rPr>
+          <w:lang w:val="fr_FR" w:bidi="fr_FR"/>
+        </w:rPr>
+      </w:r>
+      <w:r>
+        <w:rPr>
+          <w:i/>
+          <w:lang w:val="fr_FR" w:bidi="fr_FR"/>
+        </w:rPr>
+        <w:t>Voir</w:t>
+      </w:r>
+      <w:r>
+        <w:rPr>
+          <w:lang w:val="fr_FR" w:bidi="fr_FR"/>
+        </w:rPr>
+        <w:t xml:space="preserve"> </w:t>
+      </w:r>
+      <w:r>
+        <w:rPr>
+          <w:lang w:val="fr_FR" w:bidi="fr_FR"/>
+        </w:rPr>
+        <w:t>produits cosmétiques</w:t>
+      </w:r>
+      <w:r>
+        <w:rPr>
+          <w:lang w:val="fr_FR" w:bidi="fr_FR"/>
+        </w:rPr>
+        <w:t>.</w:t>
+      </w:r>
+      <w:r>
+        <w:rPr>
+          <w:lang w:val="fr_FR" w:bidi="fr_FR"/>
+        </w:rPr>
+      </w:r>
+      <w:r>
+        <w:rPr>
+          <w:lang w:val="fr_FR" w:bidi="fr_FR"/>
+        </w:rPr>
+      </w:r>
+    </w:p>
+    <w:p>
+      <w:pPr/>
+      <w:r>
+        <w:rPr>
+          <w:lang w:val="fr_FR" w:bidi="fr_FR"/>
+        </w:rPr>
+      </w:r>
+    </w:p>
+    <w:p>
+      <w:pPr>
+        <w:pStyle w:val="Heading2"/>
+      </w:pPr>
+      <w:r>
+        <w:rPr>
+          <w:lang w:val="fr_FR" w:bidi="fr_FR"/>
+        </w:rPr>
         <w:t>Farine</w:t>
       </w:r>
       <w:r>
@@ -2967,6 +3060,99 @@
           <w:lang w:val="fr_FR" w:bidi="fr_FR"/>
         </w:rPr>
         <w:t>Fêtes et festivals d'Israël</w:t>
+      </w:r>
+      <w:r>
+        <w:rPr>
+          <w:lang w:val="fr_FR" w:bidi="fr_FR"/>
+        </w:rPr>
+        <w:t>.</w:t>
+      </w:r>
+      <w:r>
+        <w:rPr>
+          <w:lang w:val="fr_FR" w:bidi="fr_FR"/>
+        </w:rPr>
+      </w:r>
+      <w:r>
+        <w:rPr>
+          <w:lang w:val="fr_FR" w:bidi="fr_FR"/>
+        </w:rPr>
+      </w:r>
+    </w:p>
+    <w:p>
+      <w:pPr/>
+      <w:r>
+        <w:rPr>
+          <w:lang w:val="fr_FR" w:bidi="fr_FR"/>
+        </w:rPr>
+      </w:r>
+    </w:p>
+    <w:p>
+      <w:pPr>
+        <w:pStyle w:val="Heading2"/>
+      </w:pPr>
+      <w:r>
+        <w:rPr>
+          <w:lang w:val="fr_FR" w:bidi="fr_FR"/>
+        </w:rPr>
+        <w:t>Fête des pains sans levain</w:t>
+      </w:r>
+      <w:r>
+        <w:rPr>
+          <w:lang w:val="fr_FR" w:bidi="fr_FR"/>
+        </w:rPr>
+      </w:r>
+    </w:p>
+    <w:p>
+      <w:pPr/>
+      <w:r>
+        <w:rPr>
+          <w:lang w:val="fr_FR" w:bidi="fr_FR"/>
+        </w:rPr>
+      </w:r>
+      <w:r>
+        <w:rPr>
+          <w:lang w:val="fr_FR" w:bidi="fr_FR"/>
+        </w:rPr>
+        <w:t>La fête des Pains sans levain était une fête annuelle que les Israélites célébraient pendant sept jours. Pendant cette période, ils mangeaient du pain sans levain. La fête commençait immédiatement après la Pâque et leur rappelait leur départ d’Égypte (</w:t>
+      </w:r>
+      <w:r>
+        <w:rPr>
+          <w:lang w:val="fr_FR" w:bidi="fr_FR"/>
+        </w:rPr>
+        <w:t>Ex 12.15–20</w:t>
+      </w:r>
+      <w:r>
+        <w:rPr>
+          <w:lang w:val="fr_FR" w:bidi="fr_FR"/>
+        </w:rPr>
+        <w:t>).</w:t>
+      </w:r>
+    </w:p>
+    <w:p>
+      <w:pPr/>
+      <w:r>
+        <w:rPr>
+          <w:lang w:val="fr_FR" w:bidi="fr_FR"/>
+        </w:rPr>
+      </w:r>
+      <w:r>
+        <w:rPr>
+          <w:i/>
+          <w:lang w:val="fr_FR" w:bidi="fr_FR"/>
+        </w:rPr>
+        <w:t>Voir</w:t>
+      </w:r>
+      <w:r>
+        <w:rPr>
+          <w:lang w:val="fr_FR" w:bidi="fr_FR"/>
+        </w:rPr>
+        <w:t xml:space="preserve"> </w:t>
+      </w:r>
+      <w:r>
+        <w:rPr>
+          <w:lang w:val="fr_FR" w:bidi="fr_FR"/>
+        </w:rPr>
+        <w:t>Fêtes d’Israël</w:t>
       </w:r>
       <w:r>
         <w:rPr>
@@ -12416,6 +12602,111 @@
         <w:rPr>
           <w:lang w:val="fr_FR" w:bidi="fr_FR"/>
         </w:rPr>
+        <w:t>four</w:t>
+      </w:r>
+      <w:r>
+        <w:rPr>
+          <w:lang w:val="fr_FR" w:bidi="fr_FR"/>
+        </w:rPr>
+      </w:r>
+    </w:p>
+    <w:p>
+      <w:pPr/>
+      <w:r>
+        <w:rPr>
+          <w:lang w:val="fr_FR" w:bidi="fr_FR"/>
+        </w:rPr>
+      </w:r>
+      <w:r>
+        <w:rPr>
+          <w:lang w:val="fr_FR" w:bidi="fr_FR"/>
+        </w:rPr>
+        <w:t>Un four servait à cuire le pain et à préparer d’autres aliments. À l'époque biblique, les fours étaient généralement faits d’argile ou de pierre et étaient chauffés en brûlant du bois, de l’herbe sèche ou des excréments d’animaux. Certains fours étaient construits dans le sol, tandis que d’autres pouvaient être portés (</w:t>
+      </w:r>
+      <w:r>
+        <w:rPr>
+          <w:lang w:val="fr_FR" w:bidi="fr_FR"/>
+        </w:rPr>
+        <w:t>Lv 2.4</w:t>
+      </w:r>
+      <w:r>
+        <w:rPr>
+          <w:lang w:val="fr_FR" w:bidi="fr_FR"/>
+        </w:rPr>
+        <w:t xml:space="preserve"> ; </w:t>
+      </w:r>
+      <w:r>
+        <w:rPr>
+          <w:lang w:val="fr_FR" w:bidi="fr_FR"/>
+        </w:rPr>
+        <w:t>Os 7.4–7</w:t>
+      </w:r>
+      <w:r>
+        <w:rPr>
+          <w:lang w:val="fr_FR" w:bidi="fr_FR"/>
+        </w:rPr>
+        <w:t>).</w:t>
+      </w:r>
+    </w:p>
+    <w:p>
+      <w:pPr/>
+      <w:r>
+        <w:rPr>
+          <w:lang w:val="fr_FR" w:bidi="fr_FR"/>
+        </w:rPr>
+      </w:r>
+      <w:r>
+        <w:rPr>
+          <w:i/>
+          <w:lang w:val="fr_FR" w:bidi="fr_FR"/>
+        </w:rPr>
+        <w:t>Voir</w:t>
+      </w:r>
+      <w:r>
+        <w:rPr>
+          <w:lang w:val="fr_FR" w:bidi="fr_FR"/>
+        </w:rPr>
+        <w:t xml:space="preserve"> </w:t>
+      </w:r>
+      <w:r>
+        <w:rPr>
+          <w:lang w:val="fr_FR" w:bidi="fr_FR"/>
+        </w:rPr>
+        <w:t>aliments et préparation des aliments</w:t>
+      </w:r>
+      <w:r>
+        <w:rPr>
+          <w:lang w:val="fr_FR" w:bidi="fr_FR"/>
+        </w:rPr>
+        <w:t>.</w:t>
+      </w:r>
+      <w:r>
+        <w:rPr>
+          <w:lang w:val="fr_FR" w:bidi="fr_FR"/>
+        </w:rPr>
+      </w:r>
+      <w:r>
+        <w:rPr>
+          <w:lang w:val="fr_FR" w:bidi="fr_FR"/>
+        </w:rPr>
+      </w:r>
+    </w:p>
+    <w:p>
+      <w:pPr/>
+      <w:r>
+        <w:rPr>
+          <w:lang w:val="fr_FR" w:bidi="fr_FR"/>
+        </w:rPr>
+      </w:r>
+    </w:p>
+    <w:p>
+      <w:pPr>
+        <w:pStyle w:val="Heading2"/>
+      </w:pPr>
+      <w:r>
+        <w:rPr>
+          <w:lang w:val="fr_FR" w:bidi="fr_FR"/>
+        </w:rPr>
         <w:t>fourmi</w:t>
       </w:r>
       <w:r>
@@ -14953,6 +15244,99 @@
           <w:lang w:val="fr_FR" w:bidi="fr_FR"/>
         </w:rPr>
         <w:t>Dioscures</w:t>
+      </w:r>
+      <w:r>
+        <w:rPr>
+          <w:lang w:val="fr_FR" w:bidi="fr_FR"/>
+        </w:rPr>
+        <w:t>.</w:t>
+      </w:r>
+      <w:r>
+        <w:rPr>
+          <w:lang w:val="fr_FR" w:bidi="fr_FR"/>
+        </w:rPr>
+      </w:r>
+      <w:r>
+        <w:rPr>
+          <w:lang w:val="fr_FR" w:bidi="fr_FR"/>
+        </w:rPr>
+      </w:r>
+    </w:p>
+    <w:p>
+      <w:pPr/>
+      <w:r>
+        <w:rPr>
+          <w:lang w:val="fr_FR" w:bidi="fr_FR"/>
+        </w:rPr>
+      </w:r>
+    </w:p>
+    <w:p>
+      <w:pPr>
+        <w:pStyle w:val="Heading2"/>
+      </w:pPr>
+      <w:r>
+        <w:rPr>
+          <w:lang w:val="fr_FR" w:bidi="fr_FR"/>
+        </w:rPr>
+        <w:t>fromage</w:t>
+      </w:r>
+      <w:r>
+        <w:rPr>
+          <w:lang w:val="fr_FR" w:bidi="fr_FR"/>
+        </w:rPr>
+      </w:r>
+    </w:p>
+    <w:p>
+      <w:pPr/>
+      <w:r>
+        <w:rPr>
+          <w:lang w:val="fr_FR" w:bidi="fr_FR"/>
+        </w:rPr>
+      </w:r>
+      <w:r>
+        <w:rPr>
+          <w:lang w:val="fr_FR" w:bidi="fr_FR"/>
+        </w:rPr>
+        <w:t xml:space="preserve">Produit laitier obtenu en faisant cailler le lait. Le petit-lait (le liquide jaune-verdâtre transparent que l'on appelle aussi lactosérum) est égoutté. Le caillé (partie solide du lait caillé) est pressé pour former des meules, et ces meules de fromage sont séchées. L’une des premières références bibliques au fromage se trouve dans </w:t>
+      </w:r>
+      <w:r>
+        <w:rPr>
+          <w:lang w:val="fr_FR" w:bidi="fr_FR"/>
+        </w:rPr>
+        <w:t>Job 10.10</w:t>
+      </w:r>
+      <w:r>
+        <w:rPr>
+          <w:lang w:val="fr_FR" w:bidi="fr_FR"/>
+        </w:rPr>
+        <w:t xml:space="preserve"> : « Ne m’as-tu pas caillé comme du fromage ? »</w:t>
+      </w:r>
+    </w:p>
+    <w:p>
+      <w:pPr/>
+      <w:r>
+        <w:rPr>
+          <w:lang w:val="fr_FR" w:bidi="fr_FR"/>
+        </w:rPr>
+      </w:r>
+      <w:r>
+        <w:rPr>
+          <w:i/>
+          <w:lang w:val="fr_FR" w:bidi="fr_FR"/>
+        </w:rPr>
+        <w:t>Voir</w:t>
+      </w:r>
+      <w:r>
+        <w:rPr>
+          <w:lang w:val="fr_FR" w:bidi="fr_FR"/>
+        </w:rPr>
+        <w:t xml:space="preserve"> </w:t>
+      </w:r>
+      <w:r>
+        <w:rPr>
+          <w:lang w:val="fr_FR" w:bidi="fr_FR"/>
+        </w:rPr>
+        <w:t>aliments et préparation des aliments</w:t>
       </w:r>
       <w:r>
         <w:rPr>
